--- a/Rapid Cortex Internal Docs/Contract_legal stuff/RC_Lite_API_Agreement.docx
+++ b/Rapid Cortex Internal Docs/Contract_legal stuff/RC_Lite_API_Agreement.docx
@@ -15,7 +15,7 @@
           <w:sz w:val="48"/>
           <w:szCs w:val="48"/>
         </w:rPr>
-        <w:t xml:space="preserve">RAPID CORTEX</w:t>
+        <w:t xml:space="preserve">NEXCORT IQ</w:t>
       </w:r>
     </w:p>
     <w:p>
@@ -30,7 +30,7 @@
           <w:sz w:val="36"/>
           <w:szCs w:val="36"/>
         </w:rPr>
-        <w:t xml:space="preserve">RC Lite API Access Agreement</w:t>
+        <w:t xml:space="preserve">NC Lite API Access Agreement</w:t>
       </w:r>
     </w:p>
     <w:p>
@@ -97,7 +97,7 @@
           <w:sz w:val="24"/>
           <w:szCs w:val="24"/>
         </w:rPr>
-        <w:t xml:space="preserve">Rapid Cortex, LLC</w:t>
+        <w:t xml:space="preserve">NexCort iQ, LLC</w:t>
       </w:r>
     </w:p>
     <w:p>
@@ -123,7 +123,7 @@
           <w:sz w:val="22"/>
           <w:szCs w:val="22"/>
         </w:rPr>
-        <w:t xml:space="preserve">("Rapid Cortex" or "Provider")</w:t>
+        <w:t xml:space="preserve">("NexCort iQ" or "Provider")</w:t>
       </w:r>
     </w:p>
     <w:p>
@@ -212,43 +212,43 @@
           <w:sz w:val="22"/>
           <w:szCs w:val="22"/>
         </w:rPr>
-        <w:t xml:space="preserve">WHEREAS, Rapid Cortex has developed and operates a cloud-based artificial intelligence platform providing real-time transcription, translation, AI analysis, and related services for public safety and emergency response applications (the "RC Platform");</w:t>
-      </w:r>
-    </w:p>
-    <w:p>
-      <w:pPr>
-        <w:spacing w:after="120" w:before="120"/>
-      </w:pPr>
-      <w:r>
-        <w:rPr>
-          <w:sz w:val="22"/>
-          <w:szCs w:val="22"/>
-        </w:rPr>
-        <w:t xml:space="preserve">WHEREAS, Rapid Cortex offers programmatic API access to certain features of the RC Platform through its RC Lite API product, enabling technology partners, software developers, and authorized organizations to integrate AI-powered public safety capabilities into their own systems and applications;</w:t>
-      </w:r>
-    </w:p>
-    <w:p>
-      <w:pPr>
-        <w:spacing w:after="120" w:before="120"/>
-      </w:pPr>
-      <w:r>
-        <w:rPr>
-          <w:sz w:val="22"/>
-          <w:szCs w:val="22"/>
-        </w:rPr>
-        <w:t xml:space="preserve">WHEREAS, Customer desires to obtain RC Lite API access for the purpose of: [DESCRIBE USE CASE — e.g., integrating AI transcription into Customer's CAD system / building a mobile data terminal application / providing AI-assisted dispatch features to Customer's clients];</w:t>
-      </w:r>
-    </w:p>
-    <w:p>
-      <w:pPr>
-        <w:spacing w:after="120" w:before="120"/>
-      </w:pPr>
-      <w:r>
-        <w:rPr>
-          <w:sz w:val="22"/>
-          <w:szCs w:val="22"/>
-        </w:rPr>
-        <w:t xml:space="preserve">WHEREAS, Rapid Cortex is willing to grant such access subject to the terms and conditions set forth herein, including compliance with applicable public safety data handling requirements;</w:t>
+        <w:t xml:space="preserve">WHEREAS, NexCort iQ has developed and operates a cloud-based artificial intelligence platform providing real-time transcription, translation, AI analysis, and related services for public safety and emergency response applications (the "RC Platform");</w:t>
+      </w:r>
+    </w:p>
+    <w:p>
+      <w:pPr>
+        <w:spacing w:after="120" w:before="120"/>
+      </w:pPr>
+      <w:r>
+        <w:rPr>
+          <w:sz w:val="22"/>
+          <w:szCs w:val="22"/>
+        </w:rPr>
+        <w:t xml:space="preserve">WHEREAS, NexCort iQ offers programmatic API access to certain features of the RC Platform through its NC Lite API product, enabling technology partners, software developers, and authorized organizations to integrate AI-powered public safety capabilities into their own systems and applications;</w:t>
+      </w:r>
+    </w:p>
+    <w:p>
+      <w:pPr>
+        <w:spacing w:after="120" w:before="120"/>
+      </w:pPr>
+      <w:r>
+        <w:rPr>
+          <w:sz w:val="22"/>
+          <w:szCs w:val="22"/>
+        </w:rPr>
+        <w:t xml:space="preserve">WHEREAS, Customer desires to obtain NC Lite API access for the purpose of: [DESCRIBE USE CASE — e.g., integrating AI transcription into Customer's CAD system / building a mobile data terminal application / providing AI-assisted dispatch features to Customer's clients];</w:t>
+      </w:r>
+    </w:p>
+    <w:p>
+      <w:pPr>
+        <w:spacing w:after="120" w:before="120"/>
+      </w:pPr>
+      <w:r>
+        <w:rPr>
+          <w:sz w:val="22"/>
+          <w:szCs w:val="22"/>
+        </w:rPr>
+        <w:t xml:space="preserve">WHEREAS, NexCort iQ is willing to grant such access subject to the terms and conditions set forth herein, including compliance with applicable public safety data handling requirements;</w:t>
       </w:r>
     </w:p>
     <w:p>
@@ -330,7 +330,7 @@
           <w:sz w:val="22"/>
           <w:szCs w:val="22"/>
         </w:rPr>
-        <w:t xml:space="preserve">The unique cryptographic credential issued by Rapid Cortex to Customer upon activation, used to authenticate API requests. The API Key is specific to Customer's account and may not be shared, transferred, or used on behalf of any third party without prior written consent.</w:t>
+        <w:t xml:space="preserve">The unique cryptographic credential issued by NexCort iQ to Customer upon activation, used to authenticate API requests. The API Key is specific to Customer's account and may not be shared, transferred, or used on behalf of any third party without prior written consent.</w:t>
       </w:r>
     </w:p>
     <w:p>
@@ -356,7 +356,7 @@
           <w:sz w:val="22"/>
           <w:szCs w:val="22"/>
         </w:rPr>
-        <w:t xml:space="preserve">The technical specifications, endpoint references, code samples, and integration guides published by Rapid Cortex at developers.rapidcortex.us, as updated from time to time.</w:t>
+        <w:t xml:space="preserve">The technical specifications, endpoint references, code samples, and integration guides published by NexCort iQ at developers.rapidcortex.us, as updated from time to time.</w:t>
       </w:r>
     </w:p>
     <w:p>
@@ -382,7 +382,7 @@
           <w:sz w:val="22"/>
           <w:szCs w:val="22"/>
         </w:rPr>
-        <w:t xml:space="preserve">Each individual HTTP request made to the RC Lite API endpoints, regardless of response status, counted against Customer's monthly quota as specified in the applicable Service Tier.</w:t>
+        <w:t xml:space="preserve">Each individual HTTP request made to the NC Lite API endpoints, regardless of response status, counted against Customer's monthly quota as specified in the applicable Service Tier.</w:t>
       </w:r>
     </w:p>
     <w:p>
@@ -434,7 +434,7 @@
           <w:sz w:val="22"/>
           <w:szCs w:val="22"/>
         </w:rPr>
-        <w:t xml:space="preserve">Any audio, transcript, incident record, translation output, or AI analysis result that is derived from or relates to a 911 call, emergency dispatch event, or public safety incident processed through the RC Lite API.</w:t>
+        <w:t xml:space="preserve">Any audio, transcript, incident record, translation output, or AI analysis result that is derived from or relates to a 911 call, emergency dispatch event, or public safety incident processed through the NC Lite API.</w:t>
       </w:r>
     </w:p>
     <w:p>
@@ -500,19 +500,19 @@
           <w:sz w:val="22"/>
           <w:szCs w:val="22"/>
         </w:rPr>
-        <w:t xml:space="preserve">1.8 "RC Lite API" or "Service"</w:t>
-      </w:r>
-    </w:p>
-    <w:p>
-      <w:pPr>
-        <w:spacing w:after="120" w:before="120"/>
-      </w:pPr>
-      <w:r>
-        <w:rPr>
-          <w:sz w:val="22"/>
-          <w:szCs w:val="22"/>
-        </w:rPr>
-        <w:t xml:space="preserve">The application programming interface provided by Rapid Cortex that enables programmatic access to transcription, translation, AI analysis, incident management, and related features of the RC Platform, excluding the Rapid Cortex web dashboard and dispatcher console.</w:t>
+        <w:t xml:space="preserve">1.8 "NC Lite API" or "Service"</w:t>
+      </w:r>
+    </w:p>
+    <w:p>
+      <w:pPr>
+        <w:spacing w:after="120" w:before="120"/>
+      </w:pPr>
+      <w:r>
+        <w:rPr>
+          <w:sz w:val="22"/>
+          <w:szCs w:val="22"/>
+        </w:rPr>
+        <w:t xml:space="preserve">The application programming interface provided by NexCort iQ that enables programmatic access to transcription, translation, AI analysis, incident management, and related features of the RC Platform, excluding the NexCort iQ web dashboard and dispatcher console.</w:t>
       </w:r>
     </w:p>
     <w:p>
@@ -613,7 +613,7 @@
           <w:sz w:val="22"/>
           <w:szCs w:val="22"/>
         </w:rPr>
-        <w:t xml:space="preserve">Subject to the terms of this Agreement and timely payment of all fees, Rapid Cortex hereby grants Customer a limited, non-exclusive, non-transferable, revocable license to access and use the RC Lite API solely for Customer's internal business purposes or for integration into Customer's own authorized products and services, as described in the Permitted Use set forth in Exhibit A.</w:t>
+        <w:t xml:space="preserve">Subject to the terms of this Agreement and timely payment of all fees, NexCort iQ hereby grants Customer a limited, non-exclusive, non-transferable, revocable license to access and use the NC Lite API solely for Customer's internal business purposes or for integration into Customer's own authorized products and services, as described in the Permitted Use set forth in Exhibit A.</w:t>
       </w:r>
     </w:p>
     <w:p>
@@ -641,7 +641,7 @@
           <w:sz w:val="22"/>
           <w:szCs w:val="22"/>
         </w:rPr>
-        <w:t xml:space="preserve">Upon execution of this Agreement, Rapid Cortex will issue Customer one (1) API Key for production use. Customer may request additional API Keys subject to availability and additional fees. API Keys will be delivered via secure email to the technical contact designated in Exhibit A.</w:t>
+        <w:t xml:space="preserve">Upon execution of this Agreement, NexCort iQ will issue Customer one (1) API Key for production use. Customer may request additional API Keys subject to availability and additional fees. API Keys will be delivered via secure email to the technical contact designated in Exhibit A.</w:t>
       </w:r>
     </w:p>
     <w:p>
@@ -703,7 +703,7 @@
           <w:sz w:val="22"/>
           <w:szCs w:val="22"/>
         </w:rPr>
-        <w:t xml:space="preserve">Use the RC Lite API to build a competing product or service</w:t>
+        <w:t xml:space="preserve">Use the NC Lite API to build a competing product or service</w:t>
       </w:r>
     </w:p>
     <w:p>
@@ -720,7 +720,7 @@
           <w:sz w:val="22"/>
           <w:szCs w:val="22"/>
         </w:rPr>
-        <w:t xml:space="preserve">Reverse engineer, decompile, or attempt to extract Rapid Cortex proprietary models or algorithms</w:t>
+        <w:t xml:space="preserve">Reverse engineer, decompile, or attempt to extract NexCort iQ proprietary models or algorithms</w:t>
       </w:r>
     </w:p>
     <w:p>
@@ -805,7 +805,7 @@
           <w:sz w:val="22"/>
           <w:szCs w:val="22"/>
         </w:rPr>
-        <w:t xml:space="preserve">Use the API to process Criminal Justice Information (CJI) without a separate CJIS agreement with Rapid Cortex</w:t>
+        <w:t xml:space="preserve">Use the API to process Criminal Justice Information (CJI) without a separate CJIS agreement with NexCort iQ</w:t>
       </w:r>
     </w:p>
     <w:p>
@@ -833,7 +833,7 @@
           <w:sz w:val="22"/>
           <w:szCs w:val="22"/>
         </w:rPr>
-        <w:t xml:space="preserve">Customer's authorized use case is described in Exhibit A. Any material change to the use case requires written amendment to this Agreement. Rapid Cortex reserves the right to suspend access pending review of any use case change.</w:t>
+        <w:t xml:space="preserve">Customer's authorized use case is described in Exhibit A. Any material change to the use case requires written amendment to this Agreement. NexCort iQ reserves the right to suspend access pending review of any use case change.</w:t>
       </w:r>
     </w:p>
     <w:p>
@@ -861,7 +861,7 @@
           <w:sz w:val="22"/>
           <w:szCs w:val="22"/>
         </w:rPr>
-        <w:t xml:space="preserve">Customer agrees to include the following attribution in any product or interface that incorporates RC Lite API output: "Powered by Rapid Cortex AI" unless Rapid Cortex grants a written waiver of this requirement.</w:t>
+        <w:t xml:space="preserve">Customer agrees to include the following attribution in any product or interface that incorporates NC Lite API output: "Powered by NexCort iQ AI" unless NexCort iQ grants a written waiver of this requirement.</w:t>
       </w:r>
     </w:p>
     <w:p>
@@ -966,7 +966,7 @@
           <w:sz w:val="22"/>
           <w:szCs w:val="22"/>
         </w:rPr>
-        <w:t xml:space="preserve">Rapid Cortex accepts payment by check, ACH bank transfer, or wire transfer. All amounts are in U.S. Dollars. Rapid Cortex will issue invoices to Customer's billing contact designated in Exhibit A. Customer shall provide a valid Purchase Order number if required by Customer's procurement process.</w:t>
+        <w:t xml:space="preserve">NexCort iQ accepts payment by check, ACH bank transfer, or wire transfer. All amounts are in U.S. Dollars. NexCort iQ will issue invoices to Customer's billing contact designated in Exhibit A. Customer shall provide a valid Purchase Order number if required by Customer's procurement process.</w:t>
       </w:r>
     </w:p>
     <w:p>
@@ -994,7 +994,7 @@
           <w:sz w:val="22"/>
           <w:szCs w:val="22"/>
         </w:rPr>
-        <w:t xml:space="preserve">Amounts not paid within thirty (30) days of the invoice date shall accrue interest at the rate of one and one-half percent (1.5%) per month, or the maximum rate permitted by applicable law, whichever is lower. Rapid Cortex may suspend API access for accounts more than sixty (60) days past due upon ten (10) days written notice.</w:t>
+        <w:t xml:space="preserve">Amounts not paid within thirty (30) days of the invoice date shall accrue interest at the rate of one and one-half percent (1.5%) per month, or the maximum rate permitted by applicable law, whichever is lower. NexCort iQ may suspend API access for accounts more than sixty (60) days past due upon ten (10) days written notice.</w:t>
       </w:r>
     </w:p>
     <w:p>
@@ -1022,7 +1022,7 @@
           <w:sz w:val="22"/>
           <w:szCs w:val="22"/>
         </w:rPr>
-        <w:t xml:space="preserve">Rapid Cortex may adjust pricing upon sixty (60) days written notice. Price adjustments will not take effect during a prepaid annual term.</w:t>
+        <w:t xml:space="preserve">NexCort iQ may adjust pricing upon sixty (60) days written notice. Price adjustments will not take effect during a prepaid annual term.</w:t>
       </w:r>
     </w:p>
     <w:p>
@@ -1050,7 +1050,7 @@
           <w:sz w:val="22"/>
           <w:szCs w:val="22"/>
         </w:rPr>
-        <w:t xml:space="preserve">Customer is responsible for all applicable taxes, duties, and government-imposed fees associated with this Agreement, excluding taxes on Rapid Cortex net income.</w:t>
+        <w:t xml:space="preserve">Customer is responsible for all applicable taxes, duties, and government-imposed fees associated with this Agreement, excluding taxes on NexCort iQ net income.</w:t>
       </w:r>
     </w:p>
     <w:p>
@@ -1099,35 +1099,35 @@
           <w:sz w:val="22"/>
           <w:szCs w:val="22"/>
         </w:rPr>
-        <w:t xml:space="preserve">Customer retains all right, title, and interest in and to any data submitted to the RC Lite API ("Customer Data"). Rapid Cortex acquires no ownership rights in Customer Data.</w:t>
-      </w:r>
-    </w:p>
-    <w:p>
-      <w:pPr>
-        <w:pStyle w:val="Heading2"/>
-        <w:spacing w:after="150" w:before="300"/>
-      </w:pPr>
-      <w:r>
-        <w:rPr>
-          <w:b/>
-          <w:bCs/>
-          <w:color w:val="2E5C8A"/>
-          <w:sz w:val="24"/>
-          <w:szCs w:val="24"/>
-        </w:rPr>
-        <w:t xml:space="preserve">4.2 Rapid Cortex Data Use</w:t>
-      </w:r>
-    </w:p>
-    <w:p>
-      <w:pPr>
-        <w:spacing w:after="120" w:before="120"/>
-      </w:pPr>
-      <w:r>
-        <w:rPr>
-          <w:sz w:val="22"/>
-          <w:szCs w:val="22"/>
-        </w:rPr>
-        <w:t xml:space="preserve">Rapid Cortex will use Customer Data solely to provide the RC Lite API services. Rapid Cortex will not sell, rent, or share Customer Data with third parties except as required to provide the services (e.g., AI model inference infrastructure) or as required by law.</w:t>
+        <w:t xml:space="preserve">Customer retains all right, title, and interest in and to any data submitted to the NC Lite API ("Customer Data"). NexCort iQ acquires no ownership rights in Customer Data.</w:t>
+      </w:r>
+    </w:p>
+    <w:p>
+      <w:pPr>
+        <w:pStyle w:val="Heading2"/>
+        <w:spacing w:after="150" w:before="300"/>
+      </w:pPr>
+      <w:r>
+        <w:rPr>
+          <w:b/>
+          <w:bCs/>
+          <w:color w:val="2E5C8A"/>
+          <w:sz w:val="24"/>
+          <w:szCs w:val="24"/>
+        </w:rPr>
+        <w:t xml:space="preserve">4.2 NexCort iQ Data Use</w:t>
+      </w:r>
+    </w:p>
+    <w:p>
+      <w:pPr>
+        <w:spacing w:after="120" w:before="120"/>
+      </w:pPr>
+      <w:r>
+        <w:rPr>
+          <w:sz w:val="22"/>
+          <w:szCs w:val="22"/>
+        </w:rPr>
+        <w:t xml:space="preserve">NexCort iQ will use Customer Data solely to provide the NC Lite API services. NexCort iQ will not sell, rent, or share Customer Data with third parties except as required to provide the services (e.g., AI model inference infrastructure) or as required by law.</w:t>
       </w:r>
     </w:p>
     <w:p>
@@ -1155,7 +1155,7 @@
           <w:sz w:val="22"/>
           <w:szCs w:val="22"/>
         </w:rPr>
-        <w:t xml:space="preserve">Rapid Cortex maintains security controls designed to protect Customer Data, including encryption in transit (TLS 1.2+), encryption at rest (AES-256), access controls, and audit logging. Customer is responsible for securing its API Key and preventing unauthorized access.</w:t>
+        <w:t xml:space="preserve">NexCort iQ maintains security controls designed to protect Customer Data, including encryption in transit (TLS 1.2+), encryption at rest (AES-256), access controls, and audit logging. Customer is responsible for securing its API Key and preventing unauthorized access.</w:t>
       </w:r>
     </w:p>
     <w:p>
@@ -1183,7 +1183,7 @@
           <w:sz w:val="22"/>
           <w:szCs w:val="22"/>
         </w:rPr>
-        <w:t xml:space="preserve">Rapid Cortex retains API request logs and associated data for ninety (90) days for the Dev tier, one (1) year for Small and Medium tiers, and three (3) years for Large and Enterprise tiers, unless a shorter retention period is required by applicable law or requested by Customer.</w:t>
+        <w:t xml:space="preserve">NexCort iQ retains API request logs and associated data for ninety (90) days for the Dev tier, one (1) year for Small and Medium tiers, and three (3) years for Large and Enterprise tiers, unless a shorter retention period is required by applicable law or requested by Customer.</w:t>
       </w:r>
     </w:p>
     <w:p>
@@ -1211,7 +1211,7 @@
           <w:sz w:val="22"/>
           <w:szCs w:val="22"/>
         </w:rPr>
-        <w:t xml:space="preserve">The RC Lite API is NOT authorized for processing of Criminal Justice Information (CJI) as defined by the FBI CJIS Security Policy without execution of a separate CJIS Supplemental Agreement. Customer warrants that it will not submit CJI to the RC Lite API without such agreement in place.</w:t>
+        <w:t xml:space="preserve">The NC Lite API is NOT authorized for processing of Criminal Justice Information (CJI) as defined by the FBI CJIS Security Policy without execution of a separate CJIS Supplemental Agreement. Customer warrants that it will not submit CJI to the NC Lite API without such agreement in place.</w:t>
       </w:r>
     </w:p>
     <w:p>
@@ -1239,7 +1239,7 @@
           <w:sz w:val="22"/>
           <w:szCs w:val="22"/>
         </w:rPr>
-        <w:t xml:space="preserve">Rapid Cortex will notify Customer within seventy-two (72) hours of discovering a confirmed security incident that may have compromised Customer Data.</w:t>
+        <w:t xml:space="preserve">NexCort iQ will notify Customer within seventy-two (72) hours of discovering a confirmed security incident that may have compromised Customer Data.</w:t>
       </w:r>
     </w:p>
     <w:p>
@@ -1288,7 +1288,7 @@
           <w:sz w:val="22"/>
           <w:szCs w:val="22"/>
         </w:rPr>
-        <w:t xml:space="preserve">Rapid Cortex targets the following monthly uptime availability for the RC Lite API by Service Tier:</w:t>
+        <w:t xml:space="preserve">NexCort iQ targets the following monthly uptime availability for the NC Lite API by Service Tier:</w:t>
       </w:r>
     </w:p>
     <w:p>
@@ -1412,7 +1412,7 @@
           <w:sz w:val="22"/>
           <w:szCs w:val="22"/>
         </w:rPr>
-        <w:t xml:space="preserve">SLA calculations exclude: (a) scheduled maintenance (notified 48 hours in advance); (b) customer-caused outages; (c) third-party service failures outside Rapid Cortex control; (d) force majeure events.</w:t>
+        <w:t xml:space="preserve">SLA calculations exclude: (a) scheduled maintenance (notified 48 hours in advance); (b) customer-caused outages; (c) third-party service failures outside NexCort iQ control; (d) force majeure events.</w:t>
       </w:r>
     </w:p>
     <w:p>
@@ -1545,7 +1545,7 @@
           <w:sz w:val="22"/>
           <w:szCs w:val="22"/>
         </w:rPr>
-        <w:t xml:space="preserve">Upon termination: (a) Customer's API Key will be revoked and API access will cease; (b) Customer must cease all use of the RC Lite API; (c) each party will return or destroy the other party's Confidential Information upon request; (d) Rapid Cortex will provide a data export of Customer Data upon request within thirty (30) days of termination.</w:t>
+        <w:t xml:space="preserve">Upon termination: (a) Customer's API Key will be revoked and API access will cease; (b) Customer must cease all use of the NC Lite API; (c) each party will return or destroy the other party's Confidential Information upon request; (d) NexCort iQ will provide a data export of Customer Data upon request within thirty (30) days of termination.</w:t>
       </w:r>
     </w:p>
     <w:p>
@@ -1582,19 +1582,19 @@
           <w:sz w:val="24"/>
           <w:szCs w:val="24"/>
         </w:rPr>
-        <w:t xml:space="preserve">7.1 Rapid Cortex IP</w:t>
-      </w:r>
-    </w:p>
-    <w:p>
-      <w:pPr>
-        <w:spacing w:after="120" w:before="120"/>
-      </w:pPr>
-      <w:r>
-        <w:rPr>
-          <w:sz w:val="22"/>
-          <w:szCs w:val="22"/>
-        </w:rPr>
-        <w:t xml:space="preserve">Rapid Cortex retains all right, title, and interest in and to the RC Platform, RC Lite API, AI models, software, documentation, and all Intellectual Property Rights therein. This Agreement grants Customer no ownership rights in Rapid Cortex IP.</w:t>
+        <w:t xml:space="preserve">7.1 NexCort iQ IP</w:t>
+      </w:r>
+    </w:p>
+    <w:p>
+      <w:pPr>
+        <w:spacing w:after="120" w:before="120"/>
+      </w:pPr>
+      <w:r>
+        <w:rPr>
+          <w:sz w:val="22"/>
+          <w:szCs w:val="22"/>
+        </w:rPr>
+        <w:t xml:space="preserve">NexCort iQ retains all right, title, and interest in and to the RC Platform, NC Lite API, AI models, software, documentation, and all Intellectual Property Rights therein. This Agreement grants Customer no ownership rights in NexCort iQ IP.</w:t>
       </w:r>
     </w:p>
     <w:p>
@@ -1622,7 +1622,7 @@
           <w:sz w:val="22"/>
           <w:szCs w:val="22"/>
         </w:rPr>
-        <w:t xml:space="preserve">Customer retains all right, title, and interest in and to Customer's products, software, and integrations built using the RC Lite API, excluding any Rapid Cortex IP incorporated therein.</w:t>
+        <w:t xml:space="preserve">Customer retains all right, title, and interest in and to Customer's products, software, and integrations built using the NC Lite API, excluding any NexCort iQ IP incorporated therein.</w:t>
       </w:r>
     </w:p>
     <w:p>
@@ -1650,7 +1650,7 @@
           <w:sz w:val="22"/>
           <w:szCs w:val="22"/>
         </w:rPr>
-        <w:t xml:space="preserve">If Customer provides feedback, suggestions, or improvement ideas to Rapid Cortex, Customer grants Rapid Cortex a perpetual, royalty-free, irrevocable license to use such feedback in any manner without obligation to Customer.</w:t>
+        <w:t xml:space="preserve">If Customer provides feedback, suggestions, or improvement ideas to NexCort iQ, Customer grants NexCort iQ a perpetual, royalty-free, irrevocable license to use such feedback in any manner without obligation to Customer.</w:t>
       </w:r>
     </w:p>
     <w:p>
@@ -1727,7 +1727,7 @@
           <w:sz w:val="22"/>
           <w:szCs w:val="22"/>
         </w:rPr>
-        <w:t xml:space="preserve">CUSTOMER ACKNOWLEDGES THAT THE RC LITE API PROVIDES ARTIFICIAL INTELLIGENCE-ASSISTED OUTPUT THAT IS ASSISTIVE IN NATURE AND NOT A SUBSTITUTE FOR PROFESSIONAL JUDGMENT. ALL AI OUTPUT MUST BE REVIEWED BY QUALIFIED HUMAN PERSONNEL BEFORE USE IN ANY OPERATIONAL DECISION, PARTICULARLY IN PUBLIC SAFETY OR EMERGENCY RESPONSE CONTEXTS. RAPID CORTEX DOES NOT WARRANT THE ACCURACY, COMPLETENESS, OR FITNESS FOR A PARTICULAR PURPOSE OF ANY AI-GENERATED OUTPUT.</w:t>
+        <w:t xml:space="preserve">CUSTOMER ACKNOWLEDGES THAT THE RC LITE API PROVIDES ARTIFICIAL INTELLIGENCE-ASSISTED OUTPUT THAT IS ASSISTIVE IN NATURE AND NOT A SUBSTITUTE FOR PROFESSIONAL JUDGMENT. ALL AI OUTPUT MUST BE REVIEWED BY QUALIFIED HUMAN PERSONNEL BEFORE USE IN ANY OPERATIONAL DECISION, PARTICULARLY IN PUBLIC SAFETY OR EMERGENCY RESPONSE CONTEXTS. NEXCORT IQ DOES NOT WARRANT THE ACCURACY, COMPLETENESS, OR FITNESS FOR A PARTICULAR PURPOSE OF ANY AI-GENERATED OUTPUT.</w:t>
       </w:r>
     </w:p>
     <w:p>
@@ -1832,7 +1832,7 @@
           <w:sz w:val="22"/>
           <w:szCs w:val="22"/>
         </w:rPr>
-        <w:t xml:space="preserve">RAPID CORTEX'S TOTAL CUMULATIVE LIABILITY ARISING OUT OF OR RELATED TO THIS AGREEMENT SHALL NOT EXCEED THE TOTAL FEES PAID BY CUSTOMER TO RAPID CORTEX IN THE TWELVE (12) MONTHS IMMEDIATELY PRECEDING THE CLAIM.</w:t>
+        <w:t xml:space="preserve">NEXCORT IQ'S TOTAL CUMULATIVE LIABILITY ARISING OUT OF OR RELATED TO THIS AGREEMENT SHALL NOT EXCEED THE TOTAL FEES PAID BY CUSTOMER TO NEXCORT IQ IN THE TWELVE (12) MONTHS IMMEDIATELY PRECEDING THE CLAIM.</w:t>
       </w:r>
     </w:p>
     <w:p>
@@ -1937,7 +1937,7 @@
           <w:sz w:val="22"/>
           <w:szCs w:val="22"/>
         </w:rPr>
-        <w:t xml:space="preserve">This Agreement, together with all Exhibits, constitutes the entire agreement between the parties with respect to the RC Lite API and supersedes all prior negotiations, representations, and agreements. This Agreement may only be amended by a written instrument signed by authorized representatives of both parties.</w:t>
+        <w:t xml:space="preserve">This Agreement, together with all Exhibits, constitutes the entire agreement between the parties with respect to the NC Lite API and supersedes all prior negotiations, representations, and agreements. This Agreement may only be amended by a written instrument signed by authorized representatives of both parties.</w:t>
       </w:r>
     </w:p>
     <w:p>
@@ -1993,7 +1993,7 @@
           <w:sz w:val="22"/>
           <w:szCs w:val="22"/>
         </w:rPr>
-        <w:t xml:space="preserve">Customer may not assign this Agreement or any rights hereunder without prior written consent. Rapid Cortex may assign this Agreement in connection with a merger, acquisition, or sale of substantially all its assets.</w:t>
+        <w:t xml:space="preserve">Customer may not assign this Agreement or any rights hereunder without prior written consent. NexCort iQ may assign this Agreement in connection with a merger, acquisition, or sale of substantially all its assets.</w:t>
       </w:r>
     </w:p>
     <w:p>
@@ -2110,7 +2110,7 @@
           <w:sz w:val="22"/>
           <w:szCs w:val="22"/>
         </w:rPr>
-        <w:t xml:space="preserve">IN WITNESS WHEREOF, the parties have executed this RC Lite API Access Agreement as of the date last signed below (the "Effective Date").</w:t>
+        <w:t xml:space="preserve">IN WITNESS WHEREOF, the parties have executed this NC Lite API Access Agreement as of the date last signed below (the "Effective Date").</w:t>
       </w:r>
     </w:p>
     <w:p>
@@ -2124,7 +2124,7 @@
           <w:sz w:val="24"/>
           <w:szCs w:val="24"/>
         </w:rPr>
-        <w:t xml:space="preserve">RAPID CORTEX, LLC</w:t>
+        <w:t xml:space="preserve">NEXCORT IQ, LLC</w:t>
       </w:r>
     </w:p>
     <w:p>
@@ -3274,7 +3274,7 @@
         <w:sz w:val="18"/>
         <w:szCs w:val="18"/>
       </w:rPr>
-      <w:t xml:space="preserve">RC Lite API Agreement | Confidential | Page </w:t>
+      <w:t xml:space="preserve">NC Lite API Agreement | Confidential | Page </w:t>
     </w:r>
     <w:r>
       <w:rPr>
